--- a/arb/docx/34.content.docx
+++ b/arb/docx/34.content.docx
@@ -9,6 +9,8 @@
       </w:pPr>
       <w:r>
         <w:rPr>
+          <w:rtl/>
+          <w:cs/>
           <w:lang w:val="ar_AE" w:bidi="ar_AE"/>
         </w:rPr>
       </w:r>
@@ -20,12 +22,16 @@
       </w:pPr>
       <w:r>
         <w:rPr>
+          <w:rtl/>
+          <w:cs/>
           <w:lang w:val="ar_AE" w:bidi="ar_AE"/>
         </w:rPr>
         <w:t>Resource: Biblica Study Notes</w:t>
       </w:r>
       <w:r>
         <w:rPr>
+          <w:rtl/>
+          <w:cs/>
           <w:lang w:val="ar_AE" w:bidi="ar_AE"/>
         </w:rPr>
       </w:r>
@@ -36,53 +42,71 @@
       </w:pPr>
       <w:r>
         <w:rPr>
+          <w:rtl/>
+          <w:cs/>
           <w:lang w:val="ar_AE" w:bidi="ar_AE"/>
         </w:rPr>
       </w:r>
       <w:r>
         <w:rPr>
           <w:b/>
+          <w:rtl/>
+          <w:cs/>
           <w:lang w:val="ar_AE" w:bidi="ar_AE"/>
         </w:rPr>
         <w:t>Biblica Study Notes (Book Intros)</w:t>
       </w:r>
       <w:r>
         <w:rPr>
+          <w:rtl/>
+          <w:cs/>
           <w:lang w:val="ar_AE" w:bidi="ar_AE"/>
         </w:rPr>
         <w:t xml:space="preserve"> © 2023 Biblica Inc. Released under CC BY-SA 4.0 license. </w:t>
       </w:r>
       <w:r>
         <w:rPr>
+          <w:rtl/>
+          <w:cs/>
           <w:lang w:val="ar_AE" w:bidi="ar_AE"/>
         </w:rPr>
         <w:t>Biblica Study Notes</w:t>
       </w:r>
       <w:r>
         <w:rPr>
+          <w:rtl/>
+          <w:cs/>
           <w:lang w:val="ar_AE" w:bidi="ar_AE"/>
         </w:rPr>
         <w:t xml:space="preserve"> has been adapted in the following languages: Tok Pisin, Arabic (عربي), French (Français), Hindi (हिंदी), Indonesian (Bahasa Indonesia), Portuguese (Português), Russian (Русский), Spanish (Español), Swahili (Kiswahili), and Simplified Chinese (简体中文)from </w:t>
       </w:r>
       <w:r>
         <w:rPr>
+          <w:rtl/>
+          <w:cs/>
           <w:lang w:val="ar_AE" w:bidi="ar_AE"/>
         </w:rPr>
         <w:t>Biblica Study Notes</w:t>
       </w:r>
       <w:r>
         <w:rPr>
+          <w:rtl/>
+          <w:cs/>
           <w:lang w:val="ar_AE" w:bidi="ar_AE"/>
         </w:rPr>
         <w:t xml:space="preserve"> © 2023 Biblica Inc. Released under CC BY-SA 4.0 license by Mission Mutual</w:t>
       </w:r>
       <w:r>
         <w:rPr>
-          <w:lang w:val="ar_AE" w:bidi="ar_AE"/>
-        </w:rPr>
-      </w:r>
-      <w:r>
-        <w:rPr>
+          <w:rtl/>
+          <w:cs/>
+          <w:lang w:val="ar_AE" w:bidi="ar_AE"/>
+        </w:rPr>
+      </w:r>
+      <w:r>
+        <w:rPr>
+          <w:rtl/>
+          <w:cs/>
           <w:lang w:val="ar_AE" w:bidi="ar_AE"/>
         </w:rPr>
       </w:r>
@@ -94,6 +118,8 @@
       </w:pPr>
       <w:r>
         <w:rPr>
+          <w:rtl/>
+          <w:cs/>
           <w:lang w:val="ar_AE" w:bidi="ar_AE"/>
         </w:rPr>
         <w:t>Biblica Study Notes</w:t>
@@ -123,6 +149,8 @@
       </w:pPr>
       <w:r>
         <w:rPr>
+          <w:rtl/>
+          <w:cs/>
           <w:lang w:val="ar_AE" w:bidi="ar_AE"/>
         </w:rPr>
       </w:r>
@@ -134,12 +162,16 @@
       </w:pPr>
       <w:r>
         <w:rPr>
+          <w:rtl/>
+          <w:cs/>
           <w:lang w:val="ar_AE" w:bidi="ar_AE"/>
         </w:rPr>
         <w:t>NAM</w:t>
       </w:r>
       <w:r>
         <w:rPr>
+          <w:rtl/>
+          <w:cs/>
           <w:lang w:val="ar_AE" w:bidi="ar_AE"/>
         </w:rPr>
       </w:r>
@@ -150,22 +182,30 @@
       </w:pPr>
       <w:r>
         <w:rPr>
-          <w:lang w:val="ar_AE" w:bidi="ar_AE"/>
-        </w:rPr>
-      </w:r>
-      <w:r>
-        <w:rPr>
+          <w:rtl/>
+          <w:cs/>
+          <w:lang w:val="ar_AE" w:bidi="ar_AE"/>
+        </w:rPr>
+      </w:r>
+      <w:r>
+        <w:rPr>
+          <w:rtl/>
+          <w:cs/>
           <w:lang w:val="ar_AE" w:bidi="ar_AE"/>
         </w:rPr>
         <w:t xml:space="preserve"> </w:t>
       </w:r>
       <w:r>
         <w:rPr>
-          <w:lang w:val="ar_AE" w:bidi="ar_AE"/>
-        </w:rPr>
-      </w:r>
-      <w:r>
-        <w:rPr>
+          <w:rtl/>
+          <w:cs/>
+          <w:lang w:val="ar_AE" w:bidi="ar_AE"/>
+        </w:rPr>
+      </w:r>
+      <w:r>
+        <w:rPr>
+          <w:rtl/>
+          <w:cs/>
           <w:lang w:val="ar_AE" w:bidi="ar_AE"/>
         </w:rPr>
       </w:r>
@@ -191,6 +231,8 @@
       </w:pPr>
       <w:r>
         <w:rPr>
+          <w:rtl/>
+          <w:cs/>
           <w:lang w:val="ar_AE" w:bidi="ar_AE"/>
         </w:rPr>
       </w:r>
@@ -202,12 +244,16 @@
       </w:pPr>
       <w:r>
         <w:rPr>
+          <w:rtl/>
+          <w:cs/>
           <w:lang w:val="ar_AE" w:bidi="ar_AE"/>
         </w:rPr>
         <w:t>ناحوم</w:t>
       </w:r>
       <w:r>
         <w:rPr>
+          <w:rtl/>
+          <w:cs/>
           <w:lang w:val="ar_AE" w:bidi="ar_AE"/>
         </w:rPr>
       </w:r>
@@ -218,12 +264,16 @@
       </w:pPr>
       <w:r>
         <w:rPr>
+          <w:rtl/>
+          <w:cs/>
           <w:lang w:val="ar_AE" w:bidi="ar_AE"/>
         </w:rPr>
       </w:r>
       <w:r>
         <w:rPr>
           <w:b/>
+          <w:rtl/>
+          <w:cs/>
           <w:lang w:val="ar_AE" w:bidi="ar_AE"/>
         </w:rPr>
         <w:t>ما هو سفر ناحوم؟</w:t>
@@ -238,11 +288,15 @@
       </w:pPr>
       <w:r>
         <w:rPr>
-          <w:lang w:val="ar_AE" w:bidi="ar_AE"/>
-        </w:rPr>
-      </w:r>
-      <w:r>
-        <w:rPr>
+          <w:rtl/>
+          <w:cs/>
+          <w:lang w:val="ar_AE" w:bidi="ar_AE"/>
+        </w:rPr>
+      </w:r>
+      <w:r>
+        <w:rPr>
+          <w:rtl/>
+          <w:cs/>
           <w:lang w:val="ar_AE" w:bidi="ar_AE"/>
         </w:rPr>
         <w:t>ناحوم هو سفر من أسفار الأنبياء في إسرائيل. وهو عبارة عن مجموعة من الرسائل من الله التي تحدث بها ناحوم. وقد تحدث بها بعد أن أعطاه الله رؤيا.</w:t>
@@ -257,11 +311,15 @@
       </w:pPr>
       <w:r>
         <w:rPr>
-          <w:lang w:val="ar_AE" w:bidi="ar_AE"/>
-        </w:rPr>
-      </w:r>
-      <w:r>
-        <w:rPr>
+          <w:rtl/>
+          <w:cs/>
+          <w:lang w:val="ar_AE" w:bidi="ar_AE"/>
+        </w:rPr>
+      </w:r>
+      <w:r>
+        <w:rPr>
+          <w:rtl/>
+          <w:cs/>
           <w:lang w:val="ar_AE" w:bidi="ar_AE"/>
         </w:rPr>
         <w:t>كانت معظم الرسائل تتعلق بشعب وملك أشور.</w:t>
@@ -276,11 +334,15 @@
       </w:pPr>
       <w:r>
         <w:rPr>
-          <w:lang w:val="ar_AE" w:bidi="ar_AE"/>
-        </w:rPr>
-      </w:r>
-      <w:r>
-        <w:rPr>
+          <w:rtl/>
+          <w:cs/>
+          <w:lang w:val="ar_AE" w:bidi="ar_AE"/>
+        </w:rPr>
+      </w:r>
+      <w:r>
+        <w:rPr>
+          <w:rtl/>
+          <w:cs/>
           <w:lang w:val="ar_AE" w:bidi="ar_AE"/>
         </w:rPr>
         <w:t>لا يُعرف أين كانت بلدة ناحوم أو من كانت عائلته. لكن يُعتقد أن ناحوم تحدث بهذه الرسائل بعد سنة 663 قبل الميلاد. في ذلك الوقت، سيطرت المملكة الأشورية على مدينة طيبة. وتحدث ناحوم بهذه الرسائل قبل أن تستولي المملكة البابلية على المملكة الأشورية. حدث ذلك حوالي سنة 612 قبل الميلاد.</w:t>
@@ -295,11 +357,15 @@
       </w:pPr>
       <w:r>
         <w:rPr>
-          <w:lang w:val="ar_AE" w:bidi="ar_AE"/>
-        </w:rPr>
-      </w:r>
-      <w:r>
-        <w:rPr>
+          <w:rtl/>
+          <w:cs/>
+          <w:lang w:val="ar_AE" w:bidi="ar_AE"/>
+        </w:rPr>
+      </w:r>
+      <w:r>
+        <w:rPr>
+          <w:rtl/>
+          <w:cs/>
           <w:lang w:val="ar_AE" w:bidi="ar_AE"/>
         </w:rPr>
         <w:t>تمت كتابة الرسائل على شكل قصائد.</w:t>
@@ -314,11 +380,15 @@
       </w:pPr>
       <w:r>
         <w:rPr>
-          <w:lang w:val="ar_AE" w:bidi="ar_AE"/>
-        </w:rPr>
-      </w:r>
-      <w:r>
-        <w:rPr>
+          <w:rtl/>
+          <w:cs/>
+          <w:lang w:val="ar_AE" w:bidi="ar_AE"/>
+        </w:rPr>
+      </w:r>
+      <w:r>
+        <w:rPr>
+          <w:rtl/>
+          <w:cs/>
           <w:lang w:val="ar_AE" w:bidi="ar_AE"/>
         </w:rPr>
         <w:t>يُعتقد أن ناحوم كتب هذه الرسائل.</w:t>
@@ -330,12 +400,16 @@
       </w:pPr>
       <w:r>
         <w:rPr>
+          <w:rtl/>
+          <w:cs/>
           <w:lang w:val="ar_AE" w:bidi="ar_AE"/>
         </w:rPr>
       </w:r>
       <w:r>
         <w:rPr>
           <w:b/>
+          <w:rtl/>
+          <w:cs/>
           <w:lang w:val="ar_AE" w:bidi="ar_AE"/>
         </w:rPr>
         <w:t>لمن كُتب هذا السفر؟</w:t>
@@ -350,11 +424,15 @@
       </w:pPr>
       <w:r>
         <w:rPr>
-          <w:lang w:val="ar_AE" w:bidi="ar_AE"/>
-        </w:rPr>
-      </w:r>
-      <w:r>
-        <w:rPr>
+          <w:rtl/>
+          <w:cs/>
+          <w:lang w:val="ar_AE" w:bidi="ar_AE"/>
+        </w:rPr>
+      </w:r>
+      <w:r>
+        <w:rPr>
+          <w:rtl/>
+          <w:cs/>
           <w:lang w:val="ar_AE" w:bidi="ar_AE"/>
         </w:rPr>
         <w:t>لشعب مملكة يهوذا الجنوبية.</w:t>
@@ -366,12 +444,16 @@
       </w:pPr>
       <w:r>
         <w:rPr>
+          <w:rtl/>
+          <w:cs/>
           <w:lang w:val="ar_AE" w:bidi="ar_AE"/>
         </w:rPr>
       </w:r>
       <w:r>
         <w:rPr>
           <w:b/>
+          <w:rtl/>
+          <w:cs/>
           <w:lang w:val="ar_AE" w:bidi="ar_AE"/>
         </w:rPr>
         <w:t>لماذا كُتب سفر ناحوم؟</w:t>
@@ -386,11 +468,15 @@
       </w:pPr>
       <w:r>
         <w:rPr>
-          <w:lang w:val="ar_AE" w:bidi="ar_AE"/>
-        </w:rPr>
-      </w:r>
-      <w:r>
-        <w:rPr>
+          <w:rtl/>
+          <w:cs/>
+          <w:lang w:val="ar_AE" w:bidi="ar_AE"/>
+        </w:rPr>
+      </w:r>
+      <w:r>
+        <w:rPr>
+          <w:rtl/>
+          <w:cs/>
           <w:lang w:val="ar_AE" w:bidi="ar_AE"/>
         </w:rPr>
         <w:t>لتوضيح القضاء الذي سيجلبه الله على أشور.</w:t>
@@ -405,11 +491,15 @@
       </w:pPr>
       <w:r>
         <w:rPr>
-          <w:lang w:val="ar_AE" w:bidi="ar_AE"/>
-        </w:rPr>
-      </w:r>
-      <w:r>
-        <w:rPr>
+          <w:rtl/>
+          <w:cs/>
+          <w:lang w:val="ar_AE" w:bidi="ar_AE"/>
+        </w:rPr>
+      </w:r>
+      <w:r>
+        <w:rPr>
+          <w:rtl/>
+          <w:cs/>
           <w:lang w:val="ar_AE" w:bidi="ar_AE"/>
         </w:rPr>
         <w:t>لتذكير أهل المملكة الجنوبية بأن الله قد حماهم.</w:t>
@@ -424,11 +514,15 @@
       </w:pPr>
       <w:r>
         <w:rPr>
-          <w:lang w:val="ar_AE" w:bidi="ar_AE"/>
-        </w:rPr>
-      </w:r>
-      <w:r>
-        <w:rPr>
+          <w:rtl/>
+          <w:cs/>
+          <w:lang w:val="ar_AE" w:bidi="ar_AE"/>
+        </w:rPr>
+      </w:r>
+      <w:r>
+        <w:rPr>
+          <w:rtl/>
+          <w:cs/>
           <w:lang w:val="ar_AE" w:bidi="ar_AE"/>
         </w:rPr>
         <w:t>لتعزية شعب المملكة الجنوبية بأخبار سارة. فقد كان قضاء الله ضد أشور خبرًا سارًا لكل من عاملتهم أشور بشكل سيء.</w:t>
@@ -440,12 +534,16 @@
       </w:pPr>
       <w:r>
         <w:rPr>
+          <w:rtl/>
+          <w:cs/>
           <w:lang w:val="ar_AE" w:bidi="ar_AE"/>
         </w:rPr>
       </w:r>
       <w:r>
         <w:rPr>
           <w:b/>
+          <w:rtl/>
+          <w:cs/>
           <w:lang w:val="ar_AE" w:bidi="ar_AE"/>
         </w:rPr>
         <w:t>الأفكار الرئيسية</w:t>
@@ -460,11 +558,15 @@
       </w:pPr>
       <w:r>
         <w:rPr>
-          <w:lang w:val="ar_AE" w:bidi="ar_AE"/>
-        </w:rPr>
-      </w:r>
-      <w:r>
-        <w:rPr>
+          <w:rtl/>
+          <w:cs/>
+          <w:lang w:val="ar_AE" w:bidi="ar_AE"/>
+        </w:rPr>
+      </w:r>
+      <w:r>
+        <w:rPr>
+          <w:rtl/>
+          <w:cs/>
           <w:lang w:val="ar_AE" w:bidi="ar_AE"/>
         </w:rPr>
         <w:t>الله قدير. ولديه السلطان الكامل على كل ما خلق وعلى جميع الممالك البشرية.</w:t>
@@ -479,11 +581,15 @@
       </w:pPr>
       <w:r>
         <w:rPr>
-          <w:lang w:val="ar_AE" w:bidi="ar_AE"/>
-        </w:rPr>
-      </w:r>
-      <w:r>
-        <w:rPr>
+          <w:rtl/>
+          <w:cs/>
+          <w:lang w:val="ar_AE" w:bidi="ar_AE"/>
+        </w:rPr>
+      </w:r>
+      <w:r>
+        <w:rPr>
+          <w:rtl/>
+          <w:cs/>
           <w:lang w:val="ar_AE" w:bidi="ar_AE"/>
         </w:rPr>
         <w:t>الله غاضب من الخطية والشر. وهو يوقف الناس والممالك التي تقوم بأشياء شريرة. يوقفهم بإحضار الدينونة ضدهم.</w:t>
@@ -498,11 +604,15 @@
       </w:pPr>
       <w:r>
         <w:rPr>
-          <w:lang w:val="ar_AE" w:bidi="ar_AE"/>
-        </w:rPr>
-      </w:r>
-      <w:r>
-        <w:rPr>
+          <w:rtl/>
+          <w:cs/>
+          <w:lang w:val="ar_AE" w:bidi="ar_AE"/>
+        </w:rPr>
+      </w:r>
+      <w:r>
+        <w:rPr>
+          <w:rtl/>
+          <w:cs/>
           <w:lang w:val="ar_AE" w:bidi="ar_AE"/>
         </w:rPr>
         <w:t>الله صالح. فهو يعتني بمن يثقون به.</w:t>
@@ -514,12 +624,16 @@
       </w:pPr>
       <w:r>
         <w:rPr>
+          <w:rtl/>
+          <w:cs/>
           <w:lang w:val="ar_AE" w:bidi="ar_AE"/>
         </w:rPr>
       </w:r>
       <w:r>
         <w:rPr>
           <w:b/>
+          <w:rtl/>
+          <w:cs/>
           <w:lang w:val="ar_AE" w:bidi="ar_AE"/>
         </w:rPr>
         <w:t>مخطط السفر</w:t>
@@ -531,12 +645,16 @@
       </w:pPr>
       <w:r>
         <w:rPr>
+          <w:rtl/>
+          <w:cs/>
           <w:lang w:val="ar_AE" w:bidi="ar_AE"/>
         </w:rPr>
       </w:r>
       <w:r>
         <w:rPr>
           <w:b/>
+          <w:rtl/>
+          <w:cs/>
           <w:lang w:val="ar_AE" w:bidi="ar_AE"/>
         </w:rPr>
         <w:t>ناحوم يصف الله (1:1–8).</w:t>
@@ -548,12 +666,16 @@
       </w:pPr>
       <w:r>
         <w:rPr>
+          <w:rtl/>
+          <w:cs/>
           <w:lang w:val="ar_AE" w:bidi="ar_AE"/>
         </w:rPr>
       </w:r>
       <w:r>
         <w:rPr>
           <w:b/>
+          <w:rtl/>
+          <w:cs/>
           <w:lang w:val="ar_AE" w:bidi="ar_AE"/>
         </w:rPr>
         <w:t>الأمر الذي أعطاه الله بشأن نينوى (1:9–15).</w:t>
@@ -565,23 +687,31 @@
       </w:pPr>
       <w:r>
         <w:rPr>
+          <w:rtl/>
+          <w:cs/>
           <w:lang w:val="ar_AE" w:bidi="ar_AE"/>
         </w:rPr>
       </w:r>
       <w:r>
         <w:rPr>
           <w:b/>
+          <w:rtl/>
+          <w:cs/>
           <w:lang w:val="ar_AE" w:bidi="ar_AE"/>
         </w:rPr>
         <w:t>رؤيا ناحوم حول تدمير نينوى (2 – 3).</w:t>
       </w:r>
       <w:r>
         <w:rPr>
-          <w:lang w:val="ar_AE" w:bidi="ar_AE"/>
-        </w:rPr>
-      </w:r>
-      <w:r>
-        <w:rPr>
+          <w:rtl/>
+          <w:cs/>
+          <w:lang w:val="ar_AE" w:bidi="ar_AE"/>
+        </w:rPr>
+      </w:r>
+      <w:r>
+        <w:rPr>
+          <w:rtl/>
+          <w:cs/>
           <w:lang w:val="ar_AE" w:bidi="ar_AE"/>
         </w:rPr>
       </w:r>
